--- a/backend-exhibits/Google Shared Drive- Google Shared Drive standard included.docx
+++ b/backend-exhibits/Google Shared Drive- Google Shared Drive standard included.docx
@@ -39,14 +39,14 @@
               <w:ind w:left="52"/>
               <w:jc w:val="center"/>
               <w:rPr>
-                <w:rFonts w:ascii="Arial" w:hAnsi="Arial" w:cs="Arial"/>
-                <w:sz w:val="21"/>
-                <w:szCs w:val="21"/>
-              </w:rPr>
-            </w:pPr>
-            <w:r>
-              <w:rPr>
-                <w:rFonts w:ascii="Arial" w:eastAsia="Arial" w:hAnsi="Arial" w:cs="Arial"/>
+                <w:rFonts w:ascii="Arial" w:hAnsi="Arial" w:cs="Arial" w:eastAsia="Arial"/>
+                <w:sz w:val="21"/>
+                <w:szCs w:val="21"/>
+              </w:rPr>
+            </w:pPr>
+            <w:r>
+              <w:rPr>
+                <w:rFonts w:ascii="Arial" w:hAnsi="Arial" w:cs="Arial" w:eastAsia="Arial"/>
                 <w:b/>
                 <w:sz w:val="21"/>
                 <w:szCs w:val="21"/>
@@ -55,7 +55,7 @@
             </w:r>
             <w:r>
               <w:rPr>
-                <w:rFonts w:ascii="Arial" w:eastAsia="Arial" w:hAnsi="Arial" w:cs="Arial"/>
+                <w:rFonts w:ascii="Arial" w:hAnsi="Arial" w:cs="Arial" w:eastAsia="Arial"/>
                 <w:b/>
                 <w:sz w:val="21"/>
                 <w:szCs w:val="21"/>
@@ -64,7 +64,7 @@
             </w:r>
             <w:r>
               <w:rPr>
-                <w:rFonts w:ascii="Arial" w:eastAsia="Arial" w:hAnsi="Arial" w:cs="Arial"/>
+                <w:rFonts w:ascii="Arial" w:hAnsi="Arial" w:cs="Arial" w:eastAsia="Arial"/>
                 <w:b/>
                 <w:sz w:val="21"/>
                 <w:szCs w:val="21"/>
@@ -73,7 +73,7 @@
             </w:r>
             <w:r>
               <w:rPr>
-                <w:rFonts w:ascii="Arial" w:eastAsia="Arial" w:hAnsi="Arial" w:cs="Arial"/>
+                <w:rFonts w:ascii="Arial" w:hAnsi="Arial" w:cs="Arial" w:eastAsia="Arial"/>
                 <w:b/>
                 <w:sz w:val="21"/>
                 <w:szCs w:val="21"/>
@@ -82,7 +82,7 @@
             </w:r>
             <w:r>
               <w:rPr>
-                <w:rFonts w:ascii="Arial" w:eastAsia="Arial" w:hAnsi="Arial" w:cs="Arial"/>
+                <w:rFonts w:ascii="Arial" w:hAnsi="Arial" w:cs="Arial" w:eastAsia="Arial"/>
                 <w:b/>
                 <w:sz w:val="21"/>
                 <w:szCs w:val="21"/>
@@ -91,7 +91,7 @@
             </w:r>
             <w:r>
               <w:rPr>
-                <w:rFonts w:ascii="Arial" w:eastAsia="Arial" w:hAnsi="Arial" w:cs="Arial"/>
+                <w:rFonts w:ascii="Arial" w:hAnsi="Arial" w:cs="Arial" w:eastAsia="Arial"/>
                 <w:b/>
                 <w:sz w:val="21"/>
                 <w:szCs w:val="21"/>
@@ -100,7 +100,7 @@
             </w:r>
             <w:r>
               <w:rPr>
-                <w:rFonts w:ascii="Arial" w:eastAsia="Arial" w:hAnsi="Arial" w:cs="Arial"/>
+                <w:rFonts w:ascii="Arial" w:hAnsi="Arial" w:cs="Arial" w:eastAsia="Arial"/>
                 <w:b/>
                 <w:sz w:val="21"/>
                 <w:szCs w:val="21"/>
@@ -128,16 +128,16 @@
             <w:pPr>
               <w:ind w:left="3"/>
               <w:rPr>
-                <w:rFonts w:ascii="Arial" w:hAnsi="Arial" w:cs="Arial"/>
-                <w:b/>
-                <w:bCs/>
-                <w:sz w:val="21"/>
-                <w:szCs w:val="21"/>
-              </w:rPr>
-            </w:pPr>
-            <w:r>
-              <w:rPr>
-                <w:rFonts w:ascii="Arial" w:hAnsi="Arial" w:cs="Arial"/>
+                <w:rFonts w:ascii="Arial" w:hAnsi="Arial" w:cs="Arial" w:eastAsia="Arial"/>
+                <w:b/>
+                <w:bCs/>
+                <w:sz w:val="21"/>
+                <w:szCs w:val="21"/>
+              </w:rPr>
+            </w:pPr>
+            <w:r>
+              <w:rPr>
+                <w:rFonts w:ascii="Arial" w:hAnsi="Arial" w:cs="Arial" w:eastAsia="Arial"/>
                 <w:b/>
                 <w:bCs/>
                 <w:sz w:val="21"/>
@@ -160,14 +160,14 @@
           <w:p>
             <w:pPr>
               <w:rPr>
-                <w:rFonts w:ascii="Arial" w:hAnsi="Arial" w:cs="Arial"/>
-                <w:sz w:val="21"/>
-                <w:szCs w:val="21"/>
-              </w:rPr>
-            </w:pPr>
-            <w:r>
-              <w:rPr>
-                <w:rFonts w:ascii="Arial" w:hAnsi="Arial" w:cs="Arial"/>
+                <w:rFonts w:ascii="Arial" w:hAnsi="Arial" w:cs="Arial" w:eastAsia="Arial"/>
+                <w:sz w:val="21"/>
+                <w:szCs w:val="21"/>
+              </w:rPr>
+            </w:pPr>
+            <w:r>
+              <w:rPr>
+                <w:rFonts w:ascii="Arial" w:hAnsi="Arial" w:cs="Arial" w:eastAsia="Arial"/>
                 <w:sz w:val="21"/>
                 <w:szCs w:val="21"/>
               </w:rPr>
@@ -175,7 +175,7 @@
             </w:r>
             <w:r>
               <w:rPr>
-                <w:rFonts w:ascii="Arial" w:hAnsi="Arial" w:cs="Arial"/>
+                <w:rFonts w:ascii="Arial" w:hAnsi="Arial" w:cs="Arial" w:eastAsia="Arial"/>
                 <w:sz w:val="21"/>
                 <w:szCs w:val="21"/>
               </w:rPr>
@@ -202,16 +202,16 @@
             <w:pPr>
               <w:ind w:left="3"/>
               <w:rPr>
-                <w:rFonts w:ascii="Arial" w:hAnsi="Arial" w:cs="Arial"/>
-                <w:b/>
-                <w:bCs/>
-                <w:sz w:val="21"/>
-                <w:szCs w:val="21"/>
-              </w:rPr>
-            </w:pPr>
-            <w:r>
-              <w:rPr>
-                <w:rFonts w:ascii="Arial" w:hAnsi="Arial" w:cs="Arial"/>
+                <w:rFonts w:ascii="Arial" w:hAnsi="Arial" w:cs="Arial" w:eastAsia="Arial"/>
+                <w:b/>
+                <w:bCs/>
+                <w:sz w:val="21"/>
+                <w:szCs w:val="21"/>
+              </w:rPr>
+            </w:pPr>
+            <w:r>
+              <w:rPr>
+                <w:rFonts w:ascii="Arial" w:hAnsi="Arial" w:cs="Arial" w:eastAsia="Arial"/>
                 <w:b/>
                 <w:bCs/>
                 <w:sz w:val="21"/>
@@ -235,14 +235,14 @@
             <w:pPr>
               <w:spacing w:line="240" w:lineRule="auto"/>
               <w:rPr>
-                <w:rFonts w:ascii="Arial" w:eastAsia="Times New Roman" w:hAnsi="Arial" w:cs="Arial"/>
-                <w:sz w:val="21"/>
-                <w:szCs w:val="21"/>
-              </w:rPr>
-            </w:pPr>
-            <w:r>
-              <w:rPr>
-                <w:rFonts w:ascii="Arial" w:hAnsi="Arial" w:cs="Arial"/>
+                <w:rFonts w:ascii="Arial" w:hAnsi="Arial" w:cs="Arial" w:eastAsia="Arial"/>
+                <w:sz w:val="21"/>
+                <w:szCs w:val="21"/>
+              </w:rPr>
+            </w:pPr>
+            <w:r>
+              <w:rPr>
+                <w:rFonts w:ascii="Arial" w:hAnsi="Arial" w:cs="Arial" w:eastAsia="Arial"/>
                 <w:sz w:val="21"/>
                 <w:szCs w:val="21"/>
               </w:rPr>
@@ -252,7 +252,7 @@
           <w:p>
             <w:pPr>
               <w:rPr>
-                <w:rFonts w:ascii="Arial" w:hAnsi="Arial" w:cs="Arial"/>
+                <w:rFonts w:ascii="Arial" w:hAnsi="Arial" w:cs="Arial" w:eastAsia="Arial"/>
                 <w:sz w:val="21"/>
                 <w:szCs w:val="21"/>
               </w:rPr>
@@ -278,16 +278,16 @@
             <w:pPr>
               <w:ind w:left="3"/>
               <w:rPr>
-                <w:rFonts w:ascii="Arial" w:hAnsi="Arial" w:cs="Arial"/>
-                <w:b/>
-                <w:bCs/>
-                <w:sz w:val="21"/>
-                <w:szCs w:val="21"/>
-              </w:rPr>
-            </w:pPr>
-            <w:r>
-              <w:rPr>
-                <w:rFonts w:ascii="Arial" w:hAnsi="Arial" w:cs="Arial"/>
+                <w:rFonts w:ascii="Arial" w:hAnsi="Arial" w:cs="Arial" w:eastAsia="Arial"/>
+                <w:b/>
+                <w:bCs/>
+                <w:sz w:val="21"/>
+                <w:szCs w:val="21"/>
+              </w:rPr>
+            </w:pPr>
+            <w:r>
+              <w:rPr>
+                <w:rFonts w:ascii="Arial" w:hAnsi="Arial" w:cs="Arial" w:eastAsia="Arial"/>
                 <w:b/>
                 <w:bCs/>
                 <w:sz w:val="21"/>
@@ -311,14 +311,14 @@
             <w:pPr>
               <w:spacing w:line="240" w:lineRule="auto"/>
               <w:rPr>
-                <w:rFonts w:ascii="Arial" w:hAnsi="Arial" w:cs="Arial"/>
-                <w:sz w:val="21"/>
-                <w:szCs w:val="21"/>
-              </w:rPr>
-            </w:pPr>
-            <w:r>
-              <w:rPr>
-                <w:rFonts w:ascii="Arial" w:hAnsi="Arial" w:cs="Arial"/>
+                <w:rFonts w:ascii="Arial" w:hAnsi="Arial" w:cs="Arial" w:eastAsia="Arial"/>
+                <w:sz w:val="21"/>
+                <w:szCs w:val="21"/>
+              </w:rPr>
+            </w:pPr>
+            <w:r>
+              <w:rPr>
+                <w:rFonts w:ascii="Arial" w:hAnsi="Arial" w:cs="Arial" w:eastAsia="Arial"/>
                 <w:sz w:val="21"/>
                 <w:szCs w:val="21"/>
               </w:rPr>
@@ -327,7 +327,7 @@
             <w:proofErr w:type="spellStart"/>
             <w:r>
               <w:rPr>
-                <w:rFonts w:ascii="Arial" w:hAnsi="Arial" w:cs="Arial"/>
+                <w:rFonts w:ascii="Arial" w:hAnsi="Arial" w:cs="Arial" w:eastAsia="Arial"/>
                 <w:sz w:val="21"/>
                 <w:szCs w:val="21"/>
               </w:rPr>
@@ -336,7 +336,7 @@
             <w:proofErr w:type="spellEnd"/>
             <w:r>
               <w:rPr>
-                <w:rFonts w:ascii="Arial" w:hAnsi="Arial" w:cs="Arial"/>
+                <w:rFonts w:ascii="Arial" w:hAnsi="Arial" w:cs="Arial" w:eastAsia="Arial"/>
                 <w:sz w:val="21"/>
                 <w:szCs w:val="21"/>
               </w:rPr>
@@ -363,16 +363,16 @@
             <w:pPr>
               <w:ind w:left="3"/>
               <w:rPr>
-                <w:rFonts w:ascii="Arial" w:hAnsi="Arial" w:cs="Arial"/>
-                <w:b/>
-                <w:bCs/>
-                <w:sz w:val="21"/>
-                <w:szCs w:val="21"/>
-              </w:rPr>
-            </w:pPr>
-            <w:r>
-              <w:rPr>
-                <w:rFonts w:ascii="Arial" w:hAnsi="Arial" w:cs="Arial"/>
+                <w:rFonts w:ascii="Arial" w:hAnsi="Arial" w:cs="Arial" w:eastAsia="Arial"/>
+                <w:b/>
+                <w:bCs/>
+                <w:sz w:val="21"/>
+                <w:szCs w:val="21"/>
+              </w:rPr>
+            </w:pPr>
+            <w:r>
+              <w:rPr>
+                <w:rFonts w:ascii="Arial" w:hAnsi="Arial" w:cs="Arial" w:eastAsia="Arial"/>
                 <w:b/>
                 <w:bCs/>
                 <w:sz w:val="21"/>
@@ -395,14 +395,14 @@
           <w:p>
             <w:pPr>
               <w:rPr>
-                <w:rFonts w:ascii="Arial" w:hAnsi="Arial" w:cs="Arial"/>
-                <w:sz w:val="21"/>
-                <w:szCs w:val="21"/>
-              </w:rPr>
-            </w:pPr>
-            <w:r>
-              <w:rPr>
-                <w:rFonts w:ascii="Arial" w:hAnsi="Arial" w:cs="Arial"/>
+                <w:rFonts w:ascii="Arial" w:hAnsi="Arial" w:cs="Arial" w:eastAsia="Arial"/>
+                <w:sz w:val="21"/>
+                <w:szCs w:val="21"/>
+              </w:rPr>
+            </w:pPr>
+            <w:r>
+              <w:rPr>
+                <w:rFonts w:ascii="Arial" w:hAnsi="Arial" w:cs="Arial" w:eastAsia="Arial"/>
                 <w:sz w:val="21"/>
                 <w:szCs w:val="21"/>
               </w:rPr>
@@ -429,16 +429,16 @@
             <w:pPr>
               <w:ind w:left="3"/>
               <w:rPr>
-                <w:rFonts w:ascii="Arial" w:hAnsi="Arial" w:cs="Arial"/>
-                <w:b/>
-                <w:bCs/>
-                <w:sz w:val="21"/>
-                <w:szCs w:val="21"/>
-              </w:rPr>
-            </w:pPr>
-            <w:r>
-              <w:rPr>
-                <w:rFonts w:ascii="Arial" w:hAnsi="Arial" w:cs="Arial"/>
+                <w:rFonts w:ascii="Arial" w:hAnsi="Arial" w:cs="Arial" w:eastAsia="Arial"/>
+                <w:b/>
+                <w:bCs/>
+                <w:sz w:val="21"/>
+                <w:szCs w:val="21"/>
+              </w:rPr>
+            </w:pPr>
+            <w:r>
+              <w:rPr>
+                <w:rFonts w:ascii="Arial" w:hAnsi="Arial" w:cs="Arial" w:eastAsia="Arial"/>
                 <w:b/>
                 <w:bCs/>
                 <w:sz w:val="21"/>
@@ -461,14 +461,14 @@
           <w:p>
             <w:pPr>
               <w:rPr>
-                <w:rFonts w:ascii="Arial" w:hAnsi="Arial" w:cs="Arial"/>
-                <w:sz w:val="21"/>
-                <w:szCs w:val="21"/>
-              </w:rPr>
-            </w:pPr>
-            <w:r>
-              <w:rPr>
-                <w:rFonts w:ascii="Arial" w:hAnsi="Arial" w:cs="Arial"/>
+                <w:rFonts w:ascii="Arial" w:hAnsi="Arial" w:cs="Arial" w:eastAsia="Arial"/>
+                <w:sz w:val="21"/>
+                <w:szCs w:val="21"/>
+              </w:rPr>
+            </w:pPr>
+            <w:r>
+              <w:rPr>
+                <w:rFonts w:ascii="Arial" w:hAnsi="Arial" w:cs="Arial" w:eastAsia="Arial"/>
                 <w:sz w:val="21"/>
                 <w:szCs w:val="21"/>
               </w:rPr>
@@ -495,16 +495,16 @@
             <w:pPr>
               <w:ind w:left="3"/>
               <w:rPr>
-                <w:rFonts w:ascii="Arial" w:hAnsi="Arial" w:cs="Arial"/>
-                <w:b/>
-                <w:bCs/>
-                <w:sz w:val="21"/>
-                <w:szCs w:val="21"/>
-              </w:rPr>
-            </w:pPr>
-            <w:r>
-              <w:rPr>
-                <w:rFonts w:ascii="Arial" w:hAnsi="Arial" w:cs="Arial"/>
+                <w:rFonts w:ascii="Arial" w:hAnsi="Arial" w:cs="Arial" w:eastAsia="Arial"/>
+                <w:b/>
+                <w:bCs/>
+                <w:sz w:val="21"/>
+                <w:szCs w:val="21"/>
+              </w:rPr>
+            </w:pPr>
+            <w:r>
+              <w:rPr>
+                <w:rFonts w:ascii="Arial" w:hAnsi="Arial" w:cs="Arial" w:eastAsia="Arial"/>
                 <w:b/>
                 <w:bCs/>
                 <w:sz w:val="21"/>
@@ -527,7 +527,7 @@
           <w:p>
             <w:pPr>
               <w:rPr>
-                <w:rFonts w:ascii="Arial" w:hAnsi="Arial" w:cs="Arial"/>
+                <w:rFonts w:ascii="Arial" w:hAnsi="Arial" w:cs="Arial" w:eastAsia="Arial"/>
                 <w:sz w:val="21"/>
                 <w:szCs w:val="21"/>
               </w:rPr>
@@ -535,7 +535,7 @@
             <w:proofErr w:type="spellStart"/>
             <w:r>
               <w:rPr>
-                <w:rFonts w:ascii="Arial" w:hAnsi="Arial" w:cs="Arial"/>
+                <w:rFonts w:ascii="Arial" w:hAnsi="Arial" w:cs="Arial" w:eastAsia="Arial"/>
                 <w:sz w:val="21"/>
                 <w:szCs w:val="21"/>
               </w:rPr>
@@ -544,7 +544,7 @@
             <w:proofErr w:type="spellEnd"/>
             <w:r>
               <w:rPr>
-                <w:rFonts w:ascii="Arial" w:hAnsi="Arial" w:cs="Arial"/>
+                <w:rFonts w:ascii="Arial" w:hAnsi="Arial" w:cs="Arial" w:eastAsia="Arial"/>
                 <w:sz w:val="21"/>
                 <w:szCs w:val="21"/>
               </w:rPr>
@@ -571,16 +571,16 @@
             <w:pPr>
               <w:ind w:left="3"/>
               <w:rPr>
-                <w:rFonts w:ascii="Arial" w:hAnsi="Arial" w:cs="Arial"/>
-                <w:b/>
-                <w:bCs/>
-                <w:sz w:val="21"/>
-                <w:szCs w:val="21"/>
-              </w:rPr>
-            </w:pPr>
-            <w:r>
-              <w:rPr>
-                <w:rFonts w:ascii="Arial" w:hAnsi="Arial" w:cs="Arial"/>
+                <w:rFonts w:ascii="Arial" w:hAnsi="Arial" w:cs="Arial" w:eastAsia="Arial"/>
+                <w:b/>
+                <w:bCs/>
+                <w:sz w:val="21"/>
+                <w:szCs w:val="21"/>
+              </w:rPr>
+            </w:pPr>
+            <w:r>
+              <w:rPr>
+                <w:rFonts w:ascii="Arial" w:hAnsi="Arial" w:cs="Arial" w:eastAsia="Arial"/>
                 <w:b/>
                 <w:bCs/>
                 <w:sz w:val="21"/>
@@ -603,7 +603,7 @@
           <w:p>
             <w:pPr>
               <w:rPr>
-                <w:rFonts w:ascii="Arial" w:hAnsi="Arial" w:cs="Arial"/>
+                <w:rFonts w:ascii="Arial" w:hAnsi="Arial" w:cs="Arial" w:eastAsia="Arial"/>
                 <w:sz w:val="21"/>
                 <w:szCs w:val="21"/>
               </w:rPr>
@@ -611,7 +611,7 @@
             <w:proofErr w:type="spellStart"/>
             <w:r>
               <w:rPr>
-                <w:rFonts w:ascii="Arial" w:hAnsi="Arial" w:cs="Arial"/>
+                <w:rFonts w:ascii="Arial" w:hAnsi="Arial" w:cs="Arial" w:eastAsia="Arial"/>
                 <w:sz w:val="21"/>
                 <w:szCs w:val="21"/>
               </w:rPr>
@@ -620,7 +620,7 @@
             <w:proofErr w:type="spellEnd"/>
             <w:r>
               <w:rPr>
-                <w:rFonts w:ascii="Arial" w:hAnsi="Arial" w:cs="Arial"/>
+                <w:rFonts w:ascii="Arial" w:hAnsi="Arial" w:cs="Arial" w:eastAsia="Arial"/>
                 <w:sz w:val="21"/>
                 <w:szCs w:val="21"/>
               </w:rPr>
@@ -647,16 +647,16 @@
             <w:pPr>
               <w:ind w:left="3"/>
               <w:rPr>
-                <w:rFonts w:ascii="Arial" w:hAnsi="Arial" w:cs="Arial"/>
-                <w:b/>
-                <w:bCs/>
-                <w:sz w:val="21"/>
-                <w:szCs w:val="21"/>
-              </w:rPr>
-            </w:pPr>
-            <w:r>
-              <w:rPr>
-                <w:rFonts w:ascii="Arial" w:hAnsi="Arial" w:cs="Arial"/>
+                <w:rFonts w:ascii="Arial" w:hAnsi="Arial" w:cs="Arial" w:eastAsia="Arial"/>
+                <w:b/>
+                <w:bCs/>
+                <w:sz w:val="21"/>
+                <w:szCs w:val="21"/>
+              </w:rPr>
+            </w:pPr>
+            <w:r>
+              <w:rPr>
+                <w:rFonts w:ascii="Arial" w:hAnsi="Arial" w:cs="Arial" w:eastAsia="Arial"/>
                 <w:b/>
                 <w:bCs/>
                 <w:sz w:val="21"/>
@@ -679,7 +679,7 @@
           <w:p>
             <w:pPr>
               <w:rPr>
-                <w:rFonts w:ascii="Arial" w:hAnsi="Arial" w:cs="Arial"/>
+                <w:rFonts w:ascii="Arial" w:hAnsi="Arial" w:cs="Arial" w:eastAsia="Arial"/>
                 <w:sz w:val="21"/>
                 <w:szCs w:val="21"/>
               </w:rPr>
@@ -687,7 +687,7 @@
             <w:proofErr w:type="spellStart"/>
             <w:r>
               <w:rPr>
-                <w:rFonts w:ascii="Arial" w:hAnsi="Arial" w:cs="Arial"/>
+                <w:rFonts w:ascii="Arial" w:hAnsi="Arial" w:cs="Arial" w:eastAsia="Arial"/>
                 <w:sz w:val="21"/>
                 <w:szCs w:val="21"/>
               </w:rPr>
@@ -696,7 +696,7 @@
             <w:proofErr w:type="spellEnd"/>
             <w:r>
               <w:rPr>
-                <w:rFonts w:ascii="Arial" w:hAnsi="Arial" w:cs="Arial"/>
+                <w:rFonts w:ascii="Arial" w:hAnsi="Arial" w:cs="Arial" w:eastAsia="Arial"/>
                 <w:sz w:val="21"/>
                 <w:szCs w:val="21"/>
               </w:rPr>
@@ -723,16 +723,16 @@
             <w:pPr>
               <w:ind w:left="3"/>
               <w:rPr>
-                <w:rFonts w:ascii="Arial" w:hAnsi="Arial" w:cs="Arial"/>
-                <w:b/>
-                <w:bCs/>
-                <w:sz w:val="21"/>
-                <w:szCs w:val="21"/>
-              </w:rPr>
-            </w:pPr>
-            <w:r>
-              <w:rPr>
-                <w:rFonts w:ascii="Arial" w:hAnsi="Arial" w:cs="Arial"/>
+                <w:rFonts w:ascii="Arial" w:hAnsi="Arial" w:cs="Arial" w:eastAsia="Arial"/>
+                <w:b/>
+                <w:bCs/>
+                <w:sz w:val="21"/>
+                <w:szCs w:val="21"/>
+              </w:rPr>
+            </w:pPr>
+            <w:r>
+              <w:rPr>
+                <w:rFonts w:ascii="Arial" w:hAnsi="Arial" w:cs="Arial" w:eastAsia="Arial"/>
                 <w:b/>
                 <w:bCs/>
                 <w:sz w:val="21"/>
@@ -755,7 +755,7 @@
           <w:p>
             <w:pPr>
               <w:rPr>
-                <w:rFonts w:ascii="Arial" w:hAnsi="Arial" w:cs="Arial"/>
+                <w:rFonts w:ascii="Arial" w:hAnsi="Arial" w:cs="Arial" w:eastAsia="Arial"/>
                 <w:sz w:val="21"/>
                 <w:szCs w:val="21"/>
               </w:rPr>
@@ -763,7 +763,7 @@
             <w:proofErr w:type="spellStart"/>
             <w:r>
               <w:rPr>
-                <w:rFonts w:ascii="Arial" w:hAnsi="Arial" w:cs="Arial"/>
+                <w:rFonts w:ascii="Arial" w:hAnsi="Arial" w:cs="Arial" w:eastAsia="Arial"/>
                 <w:sz w:val="21"/>
                 <w:szCs w:val="21"/>
               </w:rPr>
@@ -772,7 +772,7 @@
             <w:proofErr w:type="spellEnd"/>
             <w:r>
               <w:rPr>
-                <w:rFonts w:ascii="Arial" w:hAnsi="Arial" w:cs="Arial"/>
+                <w:rFonts w:ascii="Arial" w:hAnsi="Arial" w:cs="Arial" w:eastAsia="Arial"/>
                 <w:sz w:val="21"/>
                 <w:szCs w:val="21"/>
               </w:rPr>
@@ -799,16 +799,16 @@
             <w:pPr>
               <w:ind w:left="3"/>
               <w:rPr>
-                <w:rFonts w:ascii="Arial" w:hAnsi="Arial" w:cs="Arial"/>
-                <w:b/>
-                <w:bCs/>
-                <w:sz w:val="21"/>
-                <w:szCs w:val="21"/>
-              </w:rPr>
-            </w:pPr>
-            <w:r>
-              <w:rPr>
-                <w:rFonts w:ascii="Arial" w:hAnsi="Arial" w:cs="Arial"/>
+                <w:rFonts w:ascii="Arial" w:hAnsi="Arial" w:cs="Arial" w:eastAsia="Arial"/>
+                <w:b/>
+                <w:bCs/>
+                <w:sz w:val="21"/>
+                <w:szCs w:val="21"/>
+              </w:rPr>
+            </w:pPr>
+            <w:r>
+              <w:rPr>
+                <w:rFonts w:ascii="Arial" w:hAnsi="Arial" w:cs="Arial" w:eastAsia="Arial"/>
                 <w:b/>
                 <w:bCs/>
                 <w:sz w:val="21"/>
@@ -831,7 +831,7 @@
           <w:p>
             <w:pPr>
               <w:rPr>
-                <w:rFonts w:ascii="Arial" w:hAnsi="Arial" w:cs="Arial"/>
+                <w:rFonts w:ascii="Arial" w:hAnsi="Arial" w:cs="Arial" w:eastAsia="Arial"/>
                 <w:sz w:val="21"/>
                 <w:szCs w:val="21"/>
               </w:rPr>
@@ -839,7 +839,7 @@
             <w:proofErr w:type="spellStart"/>
             <w:r>
               <w:rPr>
-                <w:rFonts w:ascii="Arial" w:hAnsi="Arial" w:cs="Arial"/>
+                <w:rFonts w:ascii="Arial" w:hAnsi="Arial" w:cs="Arial" w:eastAsia="Arial"/>
                 <w:sz w:val="21"/>
                 <w:szCs w:val="21"/>
               </w:rPr>
@@ -848,7 +848,7 @@
             <w:proofErr w:type="spellEnd"/>
             <w:r>
               <w:rPr>
-                <w:rFonts w:ascii="Arial" w:hAnsi="Arial" w:cs="Arial"/>
+                <w:rFonts w:ascii="Arial" w:hAnsi="Arial" w:cs="Arial" w:eastAsia="Arial"/>
                 <w:sz w:val="21"/>
                 <w:szCs w:val="21"/>
               </w:rPr>
@@ -857,7 +857,7 @@
             <w:proofErr w:type="gramStart"/>
             <w:r>
               <w:rPr>
-                <w:rFonts w:ascii="Arial" w:hAnsi="Arial" w:cs="Arial"/>
+                <w:rFonts w:ascii="Arial" w:hAnsi="Arial" w:cs="Arial" w:eastAsia="Arial"/>
                 <w:sz w:val="21"/>
                 <w:szCs w:val="21"/>
               </w:rPr>
@@ -866,7 +866,7 @@
             <w:proofErr w:type="gramEnd"/>
             <w:r>
               <w:rPr>
-                <w:rFonts w:ascii="Arial" w:hAnsi="Arial" w:cs="Arial"/>
+                <w:rFonts w:ascii="Arial" w:hAnsi="Arial" w:cs="Arial" w:eastAsia="Arial"/>
                 <w:sz w:val="21"/>
                 <w:szCs w:val="21"/>
               </w:rPr>
@@ -893,16 +893,16 @@
             <w:pPr>
               <w:ind w:left="3"/>
               <w:rPr>
-                <w:rFonts w:ascii="Arial" w:hAnsi="Arial" w:cs="Arial"/>
-                <w:b/>
-                <w:bCs/>
-                <w:sz w:val="21"/>
-                <w:szCs w:val="21"/>
-              </w:rPr>
-            </w:pPr>
-            <w:r>
-              <w:rPr>
-                <w:rFonts w:ascii="Arial" w:hAnsi="Arial" w:cs="Arial"/>
+                <w:rFonts w:ascii="Arial" w:hAnsi="Arial" w:cs="Arial" w:eastAsia="Arial"/>
+                <w:b/>
+                <w:bCs/>
+                <w:sz w:val="21"/>
+                <w:szCs w:val="21"/>
+              </w:rPr>
+            </w:pPr>
+            <w:r>
+              <w:rPr>
+                <w:rFonts w:ascii="Arial" w:hAnsi="Arial" w:cs="Arial" w:eastAsia="Arial"/>
                 <w:b/>
                 <w:bCs/>
                 <w:sz w:val="21"/>
@@ -925,7 +925,7 @@
           <w:p>
             <w:pPr>
               <w:rPr>
-                <w:rFonts w:ascii="Arial" w:hAnsi="Arial" w:cs="Arial"/>
+                <w:rFonts w:ascii="Arial" w:hAnsi="Arial" w:cs="Arial" w:eastAsia="Arial"/>
                 <w:sz w:val="21"/>
                 <w:szCs w:val="21"/>
               </w:rPr>
@@ -933,7 +933,7 @@
             <w:proofErr w:type="spellStart"/>
             <w:r>
               <w:rPr>
-                <w:rFonts w:ascii="Arial" w:hAnsi="Arial" w:cs="Arial"/>
+                <w:rFonts w:ascii="Arial" w:hAnsi="Arial" w:cs="Arial" w:eastAsia="Arial"/>
                 <w:sz w:val="21"/>
                 <w:szCs w:val="21"/>
               </w:rPr>
@@ -942,7 +942,7 @@
             <w:proofErr w:type="spellEnd"/>
             <w:r>
               <w:rPr>
-                <w:rFonts w:ascii="Arial" w:hAnsi="Arial" w:cs="Arial"/>
+                <w:rFonts w:ascii="Arial" w:hAnsi="Arial" w:cs="Arial" w:eastAsia="Arial"/>
                 <w:sz w:val="21"/>
                 <w:szCs w:val="21"/>
               </w:rPr>
@@ -969,16 +969,16 @@
             <w:pPr>
               <w:ind w:left="3"/>
               <w:rPr>
-                <w:rFonts w:ascii="Arial" w:hAnsi="Arial" w:cs="Arial"/>
-                <w:b/>
-                <w:bCs/>
-                <w:sz w:val="21"/>
-                <w:szCs w:val="21"/>
-              </w:rPr>
-            </w:pPr>
-            <w:r>
-              <w:rPr>
-                <w:rFonts w:ascii="Arial" w:hAnsi="Arial" w:cs="Arial"/>
+                <w:rFonts w:ascii="Arial" w:hAnsi="Arial" w:cs="Arial" w:eastAsia="Arial"/>
+                <w:b/>
+                <w:bCs/>
+                <w:sz w:val="21"/>
+                <w:szCs w:val="21"/>
+              </w:rPr>
+            </w:pPr>
+            <w:r>
+              <w:rPr>
+                <w:rFonts w:ascii="Arial" w:hAnsi="Arial" w:cs="Arial" w:eastAsia="Arial"/>
                 <w:b/>
                 <w:bCs/>
                 <w:sz w:val="21"/>
@@ -1001,14 +1001,14 @@
           <w:p>
             <w:pPr>
               <w:rPr>
-                <w:rFonts w:ascii="Arial" w:hAnsi="Arial" w:cs="Arial"/>
-                <w:sz w:val="21"/>
-                <w:szCs w:val="21"/>
-              </w:rPr>
-            </w:pPr>
-            <w:r>
-              <w:rPr>
-                <w:rFonts w:ascii="Arial" w:hAnsi="Arial" w:cs="Arial"/>
+                <w:rFonts w:ascii="Arial" w:hAnsi="Arial" w:cs="Arial" w:eastAsia="Arial"/>
+                <w:sz w:val="21"/>
+                <w:szCs w:val="21"/>
+              </w:rPr>
+            </w:pPr>
+            <w:r>
+              <w:rPr>
+                <w:rFonts w:ascii="Arial" w:hAnsi="Arial" w:cs="Arial" w:eastAsia="Arial"/>
                 <w:sz w:val="21"/>
                 <w:szCs w:val="21"/>
               </w:rPr>
@@ -1035,16 +1035,16 @@
             <w:pPr>
               <w:ind w:left="3"/>
               <w:rPr>
-                <w:rFonts w:ascii="Arial" w:hAnsi="Arial" w:cs="Arial"/>
-                <w:b/>
-                <w:bCs/>
-                <w:sz w:val="21"/>
-                <w:szCs w:val="21"/>
-              </w:rPr>
-            </w:pPr>
-            <w:r>
-              <w:rPr>
-                <w:rFonts w:ascii="Arial" w:hAnsi="Arial" w:cs="Arial"/>
+                <w:rFonts w:ascii="Arial" w:hAnsi="Arial" w:cs="Arial" w:eastAsia="Arial"/>
+                <w:b/>
+                <w:bCs/>
+                <w:sz w:val="21"/>
+                <w:szCs w:val="21"/>
+              </w:rPr>
+            </w:pPr>
+            <w:r>
+              <w:rPr>
+                <w:rFonts w:ascii="Arial" w:hAnsi="Arial" w:cs="Arial" w:eastAsia="Arial"/>
                 <w:b/>
                 <w:bCs/>
                 <w:sz w:val="21"/>
@@ -1067,14 +1067,14 @@
           <w:p>
             <w:pPr>
               <w:rPr>
-                <w:rFonts w:ascii="Arial" w:hAnsi="Arial" w:cs="Arial"/>
-                <w:sz w:val="21"/>
-                <w:szCs w:val="21"/>
-              </w:rPr>
-            </w:pPr>
-            <w:r>
-              <w:rPr>
-                <w:rFonts w:ascii="Arial" w:hAnsi="Arial" w:cs="Arial"/>
+                <w:rFonts w:ascii="Arial" w:hAnsi="Arial" w:cs="Arial" w:eastAsia="Arial"/>
+                <w:sz w:val="21"/>
+                <w:szCs w:val="21"/>
+              </w:rPr>
+            </w:pPr>
+            <w:r>
+              <w:rPr>
+                <w:rFonts w:ascii="Arial" w:hAnsi="Arial" w:cs="Arial" w:eastAsia="Arial"/>
                 <w:sz w:val="21"/>
                 <w:szCs w:val="21"/>
               </w:rPr>
@@ -1101,16 +1101,16 @@
             <w:pPr>
               <w:ind w:left="3"/>
               <w:rPr>
-                <w:rFonts w:ascii="Arial" w:hAnsi="Arial" w:cs="Arial"/>
-                <w:b/>
-                <w:bCs/>
-                <w:sz w:val="21"/>
-                <w:szCs w:val="21"/>
-              </w:rPr>
-            </w:pPr>
-            <w:r>
-              <w:rPr>
-                <w:rFonts w:ascii="Arial" w:hAnsi="Arial" w:cs="Arial"/>
+                <w:rFonts w:ascii="Arial" w:hAnsi="Arial" w:cs="Arial" w:eastAsia="Arial"/>
+                <w:b/>
+                <w:bCs/>
+                <w:sz w:val="21"/>
+                <w:szCs w:val="21"/>
+              </w:rPr>
+            </w:pPr>
+            <w:r>
+              <w:rPr>
+                <w:rFonts w:ascii="Arial" w:hAnsi="Arial" w:cs="Arial" w:eastAsia="Arial"/>
                 <w:b/>
                 <w:bCs/>
                 <w:sz w:val="21"/>
@@ -1134,14 +1134,14 @@
             <w:pPr>
               <w:spacing w:line="240" w:lineRule="auto"/>
               <w:rPr>
-                <w:rFonts w:ascii="Arial" w:eastAsia="Times New Roman" w:hAnsi="Arial" w:cs="Arial"/>
-                <w:sz w:val="21"/>
-                <w:szCs w:val="21"/>
-              </w:rPr>
-            </w:pPr>
-            <w:r>
-              <w:rPr>
-                <w:rFonts w:ascii="Arial" w:hAnsi="Arial" w:cs="Arial"/>
+                <w:rFonts w:ascii="Arial" w:hAnsi="Arial" w:cs="Arial" w:eastAsia="Arial"/>
+                <w:sz w:val="21"/>
+                <w:szCs w:val="21"/>
+              </w:rPr>
+            </w:pPr>
+            <w:r>
+              <w:rPr>
+                <w:rFonts w:ascii="Arial" w:hAnsi="Arial" w:cs="Arial" w:eastAsia="Arial"/>
                 <w:sz w:val="21"/>
                 <w:szCs w:val="21"/>
               </w:rPr>
@@ -1151,7 +1151,7 @@
           <w:p>
             <w:pPr>
               <w:rPr>
-                <w:rFonts w:ascii="Arial" w:hAnsi="Arial" w:cs="Arial"/>
+                <w:rFonts w:ascii="Arial" w:hAnsi="Arial" w:cs="Arial" w:eastAsia="Arial"/>
                 <w:sz w:val="21"/>
                 <w:szCs w:val="21"/>
               </w:rPr>
@@ -1177,16 +1177,16 @@
             <w:pPr>
               <w:ind w:left="3"/>
               <w:rPr>
-                <w:rFonts w:ascii="Arial" w:hAnsi="Arial" w:cs="Arial"/>
-                <w:b/>
-                <w:bCs/>
-                <w:sz w:val="21"/>
-                <w:szCs w:val="21"/>
-              </w:rPr>
-            </w:pPr>
-            <w:r>
-              <w:rPr>
-                <w:rFonts w:ascii="Arial" w:hAnsi="Arial" w:cs="Arial"/>
+                <w:rFonts w:ascii="Arial" w:hAnsi="Arial" w:cs="Arial" w:eastAsia="Arial"/>
+                <w:b/>
+                <w:bCs/>
+                <w:sz w:val="21"/>
+                <w:szCs w:val="21"/>
+              </w:rPr>
+            </w:pPr>
+            <w:r>
+              <w:rPr>
+                <w:rFonts w:ascii="Arial" w:hAnsi="Arial" w:cs="Arial" w:eastAsia="Arial"/>
                 <w:b/>
                 <w:bCs/>
                 <w:sz w:val="21"/>
@@ -1210,14 +1210,14 @@
             <w:pPr>
               <w:spacing w:line="240" w:lineRule="auto"/>
               <w:rPr>
-                <w:rFonts w:ascii="Arial" w:hAnsi="Arial" w:cs="Arial"/>
-                <w:sz w:val="21"/>
-                <w:szCs w:val="21"/>
-              </w:rPr>
-            </w:pPr>
-            <w:r>
-              <w:rPr>
-                <w:rFonts w:ascii="Arial" w:hAnsi="Arial" w:cs="Arial"/>
+                <w:rFonts w:ascii="Arial" w:hAnsi="Arial" w:cs="Arial" w:eastAsia="Arial"/>
+                <w:sz w:val="21"/>
+                <w:szCs w:val="21"/>
+              </w:rPr>
+            </w:pPr>
+            <w:r>
+              <w:rPr>
+                <w:rFonts w:ascii="Arial" w:hAnsi="Arial" w:cs="Arial" w:eastAsia="Arial"/>
                 <w:sz w:val="21"/>
                 <w:szCs w:val="21"/>
               </w:rPr>
@@ -1244,16 +1244,16 @@
             <w:pPr>
               <w:ind w:left="3"/>
               <w:rPr>
-                <w:rFonts w:ascii="Arial" w:hAnsi="Arial" w:cs="Arial"/>
-                <w:b/>
-                <w:bCs/>
-                <w:sz w:val="21"/>
-                <w:szCs w:val="21"/>
-              </w:rPr>
-            </w:pPr>
-            <w:r>
-              <w:rPr>
-                <w:rFonts w:ascii="Arial" w:hAnsi="Arial" w:cs="Arial"/>
+                <w:rFonts w:ascii="Arial" w:hAnsi="Arial" w:cs="Arial" w:eastAsia="Arial"/>
+                <w:b/>
+                <w:bCs/>
+                <w:sz w:val="21"/>
+                <w:szCs w:val="21"/>
+              </w:rPr>
+            </w:pPr>
+            <w:r>
+              <w:rPr>
+                <w:rFonts w:ascii="Arial" w:hAnsi="Arial" w:cs="Arial" w:eastAsia="Arial"/>
                 <w:b/>
                 <w:bCs/>
                 <w:sz w:val="21"/>
@@ -1277,14 +1277,14 @@
             <w:pPr>
               <w:spacing w:line="240" w:lineRule="auto"/>
               <w:rPr>
-                <w:rFonts w:ascii="Arial" w:hAnsi="Arial" w:cs="Arial"/>
-                <w:sz w:val="21"/>
-                <w:szCs w:val="21"/>
-              </w:rPr>
-            </w:pPr>
-            <w:r>
-              <w:rPr>
-                <w:rFonts w:ascii="Arial" w:hAnsi="Arial" w:cs="Arial"/>
+                <w:rFonts w:ascii="Arial" w:hAnsi="Arial" w:cs="Arial" w:eastAsia="Arial"/>
+                <w:sz w:val="21"/>
+                <w:szCs w:val="21"/>
+              </w:rPr>
+            </w:pPr>
+            <w:r>
+              <w:rPr>
+                <w:rFonts w:ascii="Arial" w:hAnsi="Arial" w:cs="Arial" w:eastAsia="Arial"/>
                 <w:sz w:val="21"/>
                 <w:szCs w:val="21"/>
               </w:rPr>
@@ -1311,16 +1311,16 @@
             <w:pPr>
               <w:ind w:left="3"/>
               <w:rPr>
-                <w:rFonts w:ascii="Arial" w:hAnsi="Arial" w:cs="Arial"/>
-                <w:b/>
-                <w:bCs/>
-                <w:sz w:val="21"/>
-                <w:szCs w:val="21"/>
-              </w:rPr>
-            </w:pPr>
-            <w:r>
-              <w:rPr>
-                <w:rFonts w:ascii="Arial" w:hAnsi="Arial" w:cs="Arial"/>
+                <w:rFonts w:ascii="Arial" w:hAnsi="Arial" w:cs="Arial" w:eastAsia="Arial"/>
+                <w:b/>
+                <w:bCs/>
+                <w:sz w:val="21"/>
+                <w:szCs w:val="21"/>
+              </w:rPr>
+            </w:pPr>
+            <w:r>
+              <w:rPr>
+                <w:rFonts w:ascii="Arial" w:hAnsi="Arial" w:cs="Arial" w:eastAsia="Arial"/>
                 <w:b/>
                 <w:bCs/>
                 <w:sz w:val="21"/>
@@ -1344,14 +1344,14 @@
             <w:pPr>
               <w:spacing w:line="240" w:lineRule="auto"/>
               <w:rPr>
-                <w:rFonts w:ascii="Arial" w:hAnsi="Arial" w:cs="Arial"/>
-                <w:sz w:val="21"/>
-                <w:szCs w:val="21"/>
-              </w:rPr>
-            </w:pPr>
-            <w:r>
-              <w:rPr>
-                <w:rFonts w:ascii="Arial" w:hAnsi="Arial" w:cs="Arial"/>
+                <w:rFonts w:ascii="Arial" w:hAnsi="Arial" w:cs="Arial" w:eastAsia="Arial"/>
+                <w:sz w:val="21"/>
+                <w:szCs w:val="21"/>
+              </w:rPr>
+            </w:pPr>
+            <w:r>
+              <w:rPr>
+                <w:rFonts w:ascii="Arial" w:hAnsi="Arial" w:cs="Arial" w:eastAsia="Arial"/>
                 <w:sz w:val="21"/>
                 <w:szCs w:val="21"/>
               </w:rPr>
@@ -1377,10 +1377,10 @@
   <w:docDefaults>
     <w:rPrDefault>
       <w:rPr>
-        <w:rFonts w:asciiTheme="minorHAnsi" w:eastAsiaTheme="minorHAnsi" w:hAnsiTheme="minorHAnsi" w:cstheme="minorBidi"/>
+        <w:rFonts w:ascii="Arial" w:hAnsi="Arial" w:cs="Arial" w:eastAsia="Arial"/>
         <w:kern w:val="2"/>
-        <w:sz w:val="24"/>
-        <w:szCs w:val="24"/>
+        <w:sz w:val="21"/>
+        <w:szCs w:val="21"/>
         <w:lang w:val="en-IN" w:eastAsia="en-US" w:bidi="ar-SA"/>
         <w14:ligatures w14:val="standardContextual"/>
       </w:rPr>
@@ -1777,9 +1777,9 @@
       <w:spacing w:line="259" w:lineRule="auto"/>
     </w:pPr>
     <w:rPr>
-      <w:rFonts w:ascii="Calibri" w:eastAsia="Calibri" w:hAnsi="Calibri" w:cs="Calibri"/>
+      <w:rFonts w:ascii="Arial" w:hAnsi="Arial" w:cs="Arial" w:eastAsia="Arial"/>
       <w:color w:val="000000"/>
-      <w:sz w:val="22"/>
+      <w:sz w:val="21"/>
       <w:lang w:eastAsia="en-IN"/>
     </w:rPr>
   </w:style>
@@ -1798,10 +1798,10 @@
       <w:outlineLvl w:val="0"/>
     </w:pPr>
     <w:rPr>
-      <w:rFonts w:asciiTheme="majorHAnsi" w:eastAsiaTheme="majorEastAsia" w:hAnsiTheme="majorHAnsi" w:cstheme="majorBidi"/>
+      <w:rFonts w:ascii="Arial" w:hAnsi="Arial" w:cs="Arial" w:eastAsia="Arial"/>
       <w:color w:val="0F4761" w:themeColor="accent1" w:themeShade="BF"/>
-      <w:sz w:val="40"/>
-      <w:szCs w:val="40"/>
+      <w:sz w:val="21"/>
+      <w:szCs w:val="21"/>
       <w:lang w:eastAsia="en-US"/>
     </w:rPr>
   </w:style>
@@ -1822,10 +1822,10 @@
       <w:outlineLvl w:val="1"/>
     </w:pPr>
     <w:rPr>
-      <w:rFonts w:asciiTheme="majorHAnsi" w:eastAsiaTheme="majorEastAsia" w:hAnsiTheme="majorHAnsi" w:cstheme="majorBidi"/>
+      <w:rFonts w:ascii="Arial" w:hAnsi="Arial" w:cs="Arial" w:eastAsia="Arial"/>
       <w:color w:val="0F4761" w:themeColor="accent1" w:themeShade="BF"/>
-      <w:sz w:val="32"/>
-      <w:szCs w:val="32"/>
+      <w:sz w:val="21"/>
+      <w:szCs w:val="21"/>
       <w:lang w:eastAsia="en-US"/>
     </w:rPr>
   </w:style>
@@ -1846,10 +1846,10 @@
       <w:outlineLvl w:val="2"/>
     </w:pPr>
     <w:rPr>
-      <w:rFonts w:asciiTheme="minorHAnsi" w:eastAsiaTheme="majorEastAsia" w:hAnsiTheme="minorHAnsi" w:cstheme="majorBidi"/>
+      <w:rFonts w:ascii="Arial" w:hAnsi="Arial" w:cs="Arial" w:eastAsia="Arial"/>
       <w:color w:val="0F4761" w:themeColor="accent1" w:themeShade="BF"/>
-      <w:sz w:val="28"/>
-      <w:szCs w:val="28"/>
+      <w:sz w:val="21"/>
+      <w:szCs w:val="21"/>
       <w:lang w:eastAsia="en-US"/>
     </w:rPr>
   </w:style>
@@ -1870,11 +1870,11 @@
       <w:outlineLvl w:val="3"/>
     </w:pPr>
     <w:rPr>
-      <w:rFonts w:asciiTheme="minorHAnsi" w:eastAsiaTheme="majorEastAsia" w:hAnsiTheme="minorHAnsi" w:cstheme="majorBidi"/>
+      <w:rFonts w:ascii="Arial" w:hAnsi="Arial" w:cs="Arial" w:eastAsia="Arial"/>
       <w:i/>
       <w:iCs/>
       <w:color w:val="0F4761" w:themeColor="accent1" w:themeShade="BF"/>
-      <w:sz w:val="24"/>
+      <w:sz w:val="21"/>
       <w:lang w:eastAsia="en-US"/>
     </w:rPr>
   </w:style>
@@ -1895,9 +1895,9 @@
       <w:outlineLvl w:val="4"/>
     </w:pPr>
     <w:rPr>
-      <w:rFonts w:asciiTheme="minorHAnsi" w:eastAsiaTheme="majorEastAsia" w:hAnsiTheme="minorHAnsi" w:cstheme="majorBidi"/>
+      <w:rFonts w:ascii="Arial" w:hAnsi="Arial" w:cs="Arial" w:eastAsia="Arial"/>
       <w:color w:val="0F4761" w:themeColor="accent1" w:themeShade="BF"/>
-      <w:sz w:val="24"/>
+      <w:sz w:val="21"/>
       <w:lang w:eastAsia="en-US"/>
     </w:rPr>
   </w:style>
@@ -1918,11 +1918,11 @@
       <w:outlineLvl w:val="5"/>
     </w:pPr>
     <w:rPr>
-      <w:rFonts w:asciiTheme="minorHAnsi" w:eastAsiaTheme="majorEastAsia" w:hAnsiTheme="minorHAnsi" w:cstheme="majorBidi"/>
+      <w:rFonts w:ascii="Arial" w:hAnsi="Arial" w:cs="Arial" w:eastAsia="Arial"/>
       <w:i/>
       <w:iCs/>
       <w:color w:val="595959" w:themeColor="text1" w:themeTint="A6"/>
-      <w:sz w:val="24"/>
+      <w:sz w:val="21"/>
       <w:lang w:eastAsia="en-US"/>
     </w:rPr>
   </w:style>
@@ -1943,9 +1943,9 @@
       <w:outlineLvl w:val="6"/>
     </w:pPr>
     <w:rPr>
-      <w:rFonts w:asciiTheme="minorHAnsi" w:eastAsiaTheme="majorEastAsia" w:hAnsiTheme="minorHAnsi" w:cstheme="majorBidi"/>
+      <w:rFonts w:ascii="Arial" w:hAnsi="Arial" w:cs="Arial" w:eastAsia="Arial"/>
       <w:color w:val="595959" w:themeColor="text1" w:themeTint="A6"/>
-      <w:sz w:val="24"/>
+      <w:sz w:val="21"/>
       <w:lang w:eastAsia="en-US"/>
     </w:rPr>
   </w:style>
@@ -1966,11 +1966,11 @@
       <w:outlineLvl w:val="7"/>
     </w:pPr>
     <w:rPr>
-      <w:rFonts w:asciiTheme="minorHAnsi" w:eastAsiaTheme="majorEastAsia" w:hAnsiTheme="minorHAnsi" w:cstheme="majorBidi"/>
+      <w:rFonts w:ascii="Arial" w:hAnsi="Arial" w:cs="Arial" w:eastAsia="Arial"/>
       <w:i/>
       <w:iCs/>
       <w:color w:val="272727" w:themeColor="text1" w:themeTint="D8"/>
-      <w:sz w:val="24"/>
+      <w:sz w:val="21"/>
       <w:lang w:eastAsia="en-US"/>
     </w:rPr>
   </w:style>
@@ -1991,9 +1991,9 @@
       <w:outlineLvl w:val="8"/>
     </w:pPr>
     <w:rPr>
-      <w:rFonts w:asciiTheme="minorHAnsi" w:eastAsiaTheme="majorEastAsia" w:hAnsiTheme="minorHAnsi" w:cstheme="majorBidi"/>
+      <w:rFonts w:ascii="Arial" w:hAnsi="Arial" w:cs="Arial" w:eastAsia="Arial"/>
       <w:color w:val="272727" w:themeColor="text1" w:themeTint="D8"/>
-      <w:sz w:val="24"/>
+      <w:sz w:val="21"/>
       <w:lang w:eastAsia="en-US"/>
     </w:rPr>
   </w:style>
@@ -2030,10 +2030,10 @@
     <w:uiPriority w:val="9"/>
     <w:rsid w:val="00C44E90"/>
     <w:rPr>
-      <w:rFonts w:asciiTheme="majorHAnsi" w:eastAsiaTheme="majorEastAsia" w:hAnsiTheme="majorHAnsi" w:cstheme="majorBidi"/>
+      <w:rFonts w:ascii="Arial" w:hAnsi="Arial" w:cs="Arial" w:eastAsia="Arial"/>
       <w:color w:val="0F4761" w:themeColor="accent1" w:themeShade="BF"/>
-      <w:sz w:val="40"/>
-      <w:szCs w:val="40"/>
+      <w:sz w:val="21"/>
+      <w:szCs w:val="21"/>
     </w:rPr>
   </w:style>
   <w:style w:type="character" w:customStyle="1" w:styleId="Heading2Char">
@@ -2044,10 +2044,10 @@
     <w:semiHidden/>
     <w:rsid w:val="00C44E90"/>
     <w:rPr>
-      <w:rFonts w:asciiTheme="majorHAnsi" w:eastAsiaTheme="majorEastAsia" w:hAnsiTheme="majorHAnsi" w:cstheme="majorBidi"/>
+      <w:rFonts w:ascii="Arial" w:hAnsi="Arial" w:cs="Arial" w:eastAsia="Arial"/>
       <w:color w:val="0F4761" w:themeColor="accent1" w:themeShade="BF"/>
-      <w:sz w:val="32"/>
-      <w:szCs w:val="32"/>
+      <w:sz w:val="21"/>
+      <w:szCs w:val="21"/>
     </w:rPr>
   </w:style>
   <w:style w:type="character" w:customStyle="1" w:styleId="Heading3Char">
@@ -2058,10 +2058,10 @@
     <w:semiHidden/>
     <w:rsid w:val="00C44E90"/>
     <w:rPr>
-      <w:rFonts w:eastAsiaTheme="majorEastAsia" w:cstheme="majorBidi"/>
+      <w:rFonts w:ascii="Arial" w:hAnsi="Arial" w:cs="Arial" w:eastAsia="Arial"/>
       <w:color w:val="0F4761" w:themeColor="accent1" w:themeShade="BF"/>
-      <w:sz w:val="28"/>
-      <w:szCs w:val="28"/>
+      <w:sz w:val="21"/>
+      <w:szCs w:val="21"/>
     </w:rPr>
   </w:style>
   <w:style w:type="character" w:customStyle="1" w:styleId="Heading4Char">
@@ -2072,7 +2072,7 @@
     <w:semiHidden/>
     <w:rsid w:val="00C44E90"/>
     <w:rPr>
-      <w:rFonts w:eastAsiaTheme="majorEastAsia" w:cstheme="majorBidi"/>
+      <w:rFonts w:ascii="Arial" w:hAnsi="Arial" w:cs="Arial" w:eastAsia="Arial"/>
       <w:i/>
       <w:iCs/>
       <w:color w:val="0F4761" w:themeColor="accent1" w:themeShade="BF"/>
@@ -2086,7 +2086,7 @@
     <w:semiHidden/>
     <w:rsid w:val="00C44E90"/>
     <w:rPr>
-      <w:rFonts w:eastAsiaTheme="majorEastAsia" w:cstheme="majorBidi"/>
+      <w:rFonts w:ascii="Arial" w:hAnsi="Arial" w:cs="Arial" w:eastAsia="Arial"/>
       <w:color w:val="0F4761" w:themeColor="accent1" w:themeShade="BF"/>
     </w:rPr>
   </w:style>
@@ -2098,7 +2098,7 @@
     <w:semiHidden/>
     <w:rsid w:val="00C44E90"/>
     <w:rPr>
-      <w:rFonts w:eastAsiaTheme="majorEastAsia" w:cstheme="majorBidi"/>
+      <w:rFonts w:ascii="Arial" w:hAnsi="Arial" w:cs="Arial" w:eastAsia="Arial"/>
       <w:i/>
       <w:iCs/>
       <w:color w:val="595959" w:themeColor="text1" w:themeTint="A6"/>
@@ -2112,7 +2112,7 @@
     <w:semiHidden/>
     <w:rsid w:val="00C44E90"/>
     <w:rPr>
-      <w:rFonts w:eastAsiaTheme="majorEastAsia" w:cstheme="majorBidi"/>
+      <w:rFonts w:ascii="Arial" w:hAnsi="Arial" w:cs="Arial" w:eastAsia="Arial"/>
       <w:color w:val="595959" w:themeColor="text1" w:themeTint="A6"/>
     </w:rPr>
   </w:style>
@@ -2124,7 +2124,7 @@
     <w:semiHidden/>
     <w:rsid w:val="00C44E90"/>
     <w:rPr>
-      <w:rFonts w:eastAsiaTheme="majorEastAsia" w:cstheme="majorBidi"/>
+      <w:rFonts w:ascii="Arial" w:hAnsi="Arial" w:cs="Arial" w:eastAsia="Arial"/>
       <w:i/>
       <w:iCs/>
       <w:color w:val="272727" w:themeColor="text1" w:themeTint="D8"/>
@@ -2138,7 +2138,7 @@
     <w:semiHidden/>
     <w:rsid w:val="00C44E90"/>
     <w:rPr>
-      <w:rFonts w:eastAsiaTheme="majorEastAsia" w:cstheme="majorBidi"/>
+      <w:rFonts w:ascii="Arial" w:hAnsi="Arial" w:cs="Arial" w:eastAsia="Arial"/>
       <w:color w:val="272727" w:themeColor="text1" w:themeTint="D8"/>
     </w:rPr>
   </w:style>
@@ -2155,12 +2155,12 @@
       <w:contextualSpacing/>
     </w:pPr>
     <w:rPr>
-      <w:rFonts w:asciiTheme="majorHAnsi" w:eastAsiaTheme="majorEastAsia" w:hAnsiTheme="majorHAnsi" w:cstheme="majorBidi"/>
+      <w:rFonts w:ascii="Arial" w:hAnsi="Arial" w:cs="Arial" w:eastAsia="Arial"/>
       <w:color w:val="auto"/>
       <w:spacing w:val="-10"/>
       <w:kern w:val="28"/>
-      <w:sz w:val="56"/>
-      <w:szCs w:val="56"/>
+      <w:sz w:val="21"/>
+      <w:szCs w:val="21"/>
       <w:lang w:eastAsia="en-US"/>
     </w:rPr>
   </w:style>
@@ -2171,11 +2171,11 @@
     <w:uiPriority w:val="10"/>
     <w:rsid w:val="00C44E90"/>
     <w:rPr>
-      <w:rFonts w:asciiTheme="majorHAnsi" w:eastAsiaTheme="majorEastAsia" w:hAnsiTheme="majorHAnsi" w:cstheme="majorBidi"/>
+      <w:rFonts w:ascii="Arial" w:hAnsi="Arial" w:cs="Arial" w:eastAsia="Arial"/>
       <w:spacing w:val="-10"/>
       <w:kern w:val="28"/>
-      <w:sz w:val="56"/>
-      <w:szCs w:val="56"/>
+      <w:sz w:val="21"/>
+      <w:szCs w:val="21"/>
     </w:rPr>
   </w:style>
   <w:style w:type="paragraph" w:styleId="Subtitle">
@@ -2193,11 +2193,11 @@
       <w:spacing w:line="278" w:lineRule="auto"/>
     </w:pPr>
     <w:rPr>
-      <w:rFonts w:asciiTheme="minorHAnsi" w:eastAsiaTheme="majorEastAsia" w:hAnsiTheme="minorHAnsi" w:cstheme="majorBidi"/>
+      <w:rFonts w:ascii="Arial" w:hAnsi="Arial" w:cs="Arial" w:eastAsia="Arial"/>
       <w:color w:val="595959" w:themeColor="text1" w:themeTint="A6"/>
       <w:spacing w:val="15"/>
-      <w:sz w:val="28"/>
-      <w:szCs w:val="28"/>
+      <w:sz w:val="21"/>
+      <w:szCs w:val="21"/>
       <w:lang w:eastAsia="en-US"/>
     </w:rPr>
   </w:style>
@@ -2208,11 +2208,11 @@
     <w:uiPriority w:val="11"/>
     <w:rsid w:val="00C44E90"/>
     <w:rPr>
-      <w:rFonts w:eastAsiaTheme="majorEastAsia" w:cstheme="majorBidi"/>
+      <w:rFonts w:ascii="Arial" w:hAnsi="Arial" w:cs="Arial" w:eastAsia="Arial"/>
       <w:color w:val="595959" w:themeColor="text1" w:themeTint="A6"/>
       <w:spacing w:val="15"/>
-      <w:sz w:val="28"/>
-      <w:szCs w:val="28"/>
+      <w:sz w:val="21"/>
+      <w:szCs w:val="21"/>
     </w:rPr>
   </w:style>
   <w:style w:type="paragraph" w:styleId="Quote">
@@ -2228,11 +2228,11 @@
       <w:jc w:val="center"/>
     </w:pPr>
     <w:rPr>
-      <w:rFonts w:asciiTheme="minorHAnsi" w:eastAsiaTheme="minorHAnsi" w:hAnsiTheme="minorHAnsi" w:cstheme="minorBidi"/>
+      <w:rFonts w:ascii="Arial" w:hAnsi="Arial" w:cs="Arial" w:eastAsia="Arial"/>
       <w:i/>
       <w:iCs/>
       <w:color w:val="404040" w:themeColor="text1" w:themeTint="BF"/>
-      <w:sz w:val="24"/>
+      <w:sz w:val="21"/>
       <w:lang w:eastAsia="en-US"/>
     </w:rPr>
   </w:style>
@@ -2260,9 +2260,9 @@
       <w:contextualSpacing/>
     </w:pPr>
     <w:rPr>
-      <w:rFonts w:asciiTheme="minorHAnsi" w:eastAsiaTheme="minorHAnsi" w:hAnsiTheme="minorHAnsi" w:cstheme="minorBidi"/>
+      <w:rFonts w:ascii="Arial" w:hAnsi="Arial" w:cs="Arial" w:eastAsia="Arial"/>
       <w:color w:val="auto"/>
-      <w:sz w:val="24"/>
+      <w:sz w:val="21"/>
       <w:lang w:eastAsia="en-US"/>
     </w:rPr>
   </w:style>
@@ -2296,11 +2296,11 @@
       <w:jc w:val="center"/>
     </w:pPr>
     <w:rPr>
-      <w:rFonts w:asciiTheme="minorHAnsi" w:eastAsiaTheme="minorHAnsi" w:hAnsiTheme="minorHAnsi" w:cstheme="minorBidi"/>
+      <w:rFonts w:ascii="Arial" w:hAnsi="Arial" w:cs="Arial" w:eastAsia="Arial"/>
       <w:i/>
       <w:iCs/>
       <w:color w:val="0F4761" w:themeColor="accent1" w:themeShade="BF"/>
-      <w:sz w:val="24"/>
+      <w:sz w:val="21"/>
       <w:lang w:eastAsia="en-US"/>
     </w:rPr>
   </w:style>
@@ -2337,7 +2337,7 @@
       <w:spacing w:after="0" w:line="240" w:lineRule="auto"/>
     </w:pPr>
     <w:rPr>
-      <w:rFonts w:eastAsiaTheme="minorEastAsia"/>
+      <w:rFonts w:ascii="Arial" w:hAnsi="Arial" w:cs="Arial" w:eastAsia="Arial"/>
       <w:lang w:eastAsia="en-IN"/>
     </w:rPr>
     <w:tblPr>
